--- a/downloads/teacher/04 Units/Unit 07 - Capstone - Launch Career Readiness and FACS Shark Tank/Lesson 07.05 - Mock Interviews With Peer Feedback.docx
+++ b/downloads/teacher/04 Units/Unit 07 - Capstone - Launch Career Readiness and FACS Shark Tank/Lesson 07.05 - Mock Interviews With Peer Feedback.docx
@@ -266,17 +266,29 @@
       <w:r>
         <w:t xml:space="preserve">By the end of this lesson, students will be able to:</w:t>
       </w:r>
-      <w:r>
-        <w:t xml:space="preserve"> </w:t>
-      </w:r>
-      <w:r>
-        <w:t xml:space="preserve">1. (Low) Demonstrate the opening and closing of a professional interview: stand, make eye contact, shake hands, say their own name, and say thank you at the end.</w:t>
-      </w:r>
-      <w:r>
-        <w:t xml:space="preserve"> </w:t>
-      </w:r>
-      <w:r>
-        <w:t xml:space="preserve">2. (Mid) As the candidate, answer six prepared questions and one drawn at random, delivering the three-part</w:t>
+    </w:p>
+    <w:p>
+      <w:pPr>
+        <w:numPr>
+          <w:ilvl w:val="0"/>
+          <w:numId w:val="1002"/>
+        </w:numPr>
+        <w:pStyle w:val="Compact"/>
+      </w:pPr>
+      <w:r>
+        <w:t xml:space="preserve">(Low) Demonstrate the opening and closing of a professional interview: stand, make eye contact, shake hands, say their own name, and say thank you at the end.</w:t>
+      </w:r>
+    </w:p>
+    <w:p>
+      <w:pPr>
+        <w:numPr>
+          <w:ilvl w:val="0"/>
+          <w:numId w:val="1002"/>
+        </w:numPr>
+        <w:pStyle w:val="Compact"/>
+      </w:pPr>
+      <w:r>
+        <w:t xml:space="preserve">(Mid) As the candidate, answer six prepared questions and one drawn at random, delivering the three-part</w:t>
       </w:r>
       <w:r>
         <w:t xml:space="preserve"> </w:t>
@@ -296,11 +308,17 @@
       <w:r>
         <w:t xml:space="preserve">answer and one STAR story without reading them word for word.</w:t>
       </w:r>
-      <w:r>
-        <w:t xml:space="preserve"> </w:t>
-      </w:r>
-      <w:r>
-        <w:t xml:space="preserve">3. (High) As the observer, score a classmate on the four traits and the two content items on the printed feedback sheet, and write two pieces of specific feedback: one thing to keep and one thing to change, each naming something the observer actually saw or heard.</w:t>
+    </w:p>
+    <w:p>
+      <w:pPr>
+        <w:numPr>
+          <w:ilvl w:val="0"/>
+          <w:numId w:val="1002"/>
+        </w:numPr>
+        <w:pStyle w:val="Compact"/>
+      </w:pPr>
+      <w:r>
+        <w:t xml:space="preserve">(High) As the observer, score a classmate on the four traits and the two content items on the printed feedback sheet, and write two pieces of specific feedback: one thing to keep and one thing to change, each naming something the observer actually saw or heard.</w:t>
       </w:r>
     </w:p>
     <w:p>
@@ -353,7 +371,7 @@
       <w:pPr>
         <w:numPr>
           <w:ilvl w:val="0"/>
-          <w:numId w:val="1002"/>
+          <w:numId w:val="1003"/>
         </w:numPr>
         <w:pStyle w:val="Compact"/>
       </w:pPr>
@@ -371,7 +389,7 @@
       <w:pPr>
         <w:numPr>
           <w:ilvl w:val="0"/>
-          <w:numId w:val="1002"/>
+          <w:numId w:val="1003"/>
         </w:numPr>
         <w:pStyle w:val="Compact"/>
       </w:pPr>
@@ -383,7 +401,7 @@
       <w:pPr>
         <w:numPr>
           <w:ilvl w:val="0"/>
-          <w:numId w:val="1002"/>
+          <w:numId w:val="1003"/>
         </w:numPr>
         <w:pStyle w:val="Compact"/>
       </w:pPr>
@@ -395,7 +413,7 @@
       <w:pPr>
         <w:numPr>
           <w:ilvl w:val="0"/>
-          <w:numId w:val="1002"/>
+          <w:numId w:val="1003"/>
         </w:numPr>
         <w:pStyle w:val="Compact"/>
       </w:pPr>
@@ -413,7 +431,7 @@
       <w:pPr>
         <w:numPr>
           <w:ilvl w:val="0"/>
-          <w:numId w:val="1002"/>
+          <w:numId w:val="1003"/>
         </w:numPr>
         <w:pStyle w:val="Compact"/>
       </w:pPr>
@@ -425,7 +443,7 @@
       <w:pPr>
         <w:numPr>
           <w:ilvl w:val="0"/>
-          <w:numId w:val="1002"/>
+          <w:numId w:val="1003"/>
         </w:numPr>
         <w:pStyle w:val="Compact"/>
       </w:pPr>
@@ -446,7 +464,7 @@
       <w:pPr>
         <w:numPr>
           <w:ilvl w:val="0"/>
-          <w:numId w:val="1002"/>
+          <w:numId w:val="1003"/>
         </w:numPr>
         <w:pStyle w:val="Compact"/>
       </w:pPr>
@@ -458,7 +476,7 @@
       <w:pPr>
         <w:numPr>
           <w:ilvl w:val="0"/>
-          <w:numId w:val="1002"/>
+          <w:numId w:val="1003"/>
         </w:numPr>
         <w:pStyle w:val="Compact"/>
       </w:pPr>
@@ -479,7 +497,7 @@
       <w:pPr>
         <w:numPr>
           <w:ilvl w:val="0"/>
-          <w:numId w:val="1002"/>
+          <w:numId w:val="1003"/>
         </w:numPr>
         <w:pStyle w:val="Compact"/>
       </w:pPr>
@@ -1004,67 +1022,121 @@
       <w:r>
         <w:t xml:space="preserve">Monitor understanding:</w:t>
       </w:r>
-      <w:r>
-        <w:t xml:space="preserve"> </w:t>
-      </w:r>
-      <w:r>
-        <w:t xml:space="preserve">- What are the three roles, and what does the observer do while the interview is happening?</w:t>
-      </w:r>
-      <w:r>
-        <w:t xml:space="preserve"> </w:t>
-      </w:r>
-      <w:r>
-        <w:t xml:space="preserve">- Which of your six questions is the one where a STAR story fits best?</w:t>
-      </w:r>
-      <w:r>
-        <w:t xml:space="preserve"> </w:t>
-      </w:r>
-      <w:r>
-        <w:t xml:space="preserve">- You are the observer. What did you see, not what did you feel?</w:t>
-      </w:r>
-      <w:r>
-        <w:t xml:space="preserve"> </w:t>
-      </w:r>
-      <w:r>
-        <w:t xml:space="preserve">- What do you say at the end of an interview, before you leave the room?</w:t>
-      </w:r>
-    </w:p>
-    <w:p>
-      <w:pPr>
-        <w:pStyle w:val="BodyText"/>
+    </w:p>
+    <w:p>
+      <w:pPr>
+        <w:numPr>
+          <w:ilvl w:val="0"/>
+          <w:numId w:val="1004"/>
+        </w:numPr>
+        <w:pStyle w:val="Compact"/>
+      </w:pPr>
+      <w:r>
+        <w:t xml:space="preserve">What are the three roles, and what does the observer do while the interview is happening?</w:t>
+      </w:r>
+    </w:p>
+    <w:p>
+      <w:pPr>
+        <w:numPr>
+          <w:ilvl w:val="0"/>
+          <w:numId w:val="1004"/>
+        </w:numPr>
+        <w:pStyle w:val="Compact"/>
+      </w:pPr>
+      <w:r>
+        <w:t xml:space="preserve">Which of your six questions is the one where a STAR story fits best?</w:t>
+      </w:r>
+    </w:p>
+    <w:p>
+      <w:pPr>
+        <w:numPr>
+          <w:ilvl w:val="0"/>
+          <w:numId w:val="1004"/>
+        </w:numPr>
+        <w:pStyle w:val="Compact"/>
+      </w:pPr>
+      <w:r>
+        <w:t xml:space="preserve">You are the observer. What did you see, not what did you feel?</w:t>
+      </w:r>
+    </w:p>
+    <w:p>
+      <w:pPr>
+        <w:numPr>
+          <w:ilvl w:val="0"/>
+          <w:numId w:val="1004"/>
+        </w:numPr>
+        <w:pStyle w:val="Compact"/>
+      </w:pPr>
+      <w:r>
+        <w:t xml:space="preserve">What do you say at the end of an interview, before you leave the room?</w:t>
+      </w:r>
+    </w:p>
+    <w:p>
+      <w:pPr>
+        <w:pStyle w:val="FirstParagraph"/>
       </w:pPr>
       <w:r>
         <w:t xml:space="preserve">Deepen learning:</w:t>
       </w:r>
-      <w:r>
-        <w:t xml:space="preserve"> </w:t>
-      </w:r>
-      <w:r>
-        <w:t xml:space="preserve">- You just watched two people answer the same question. What made one answer land harder?</w:t>
-      </w:r>
-      <w:r>
-        <w:t xml:space="preserve"> </w:t>
-      </w:r>
-      <w:r>
-        <w:t xml:space="preserve">- Your peer scored you higher on composure than you scored yourself yesterday. Who is right? How would you find out?</w:t>
-      </w:r>
-      <w:r>
-        <w:t xml:space="preserve"> </w:t>
-      </w:r>
-      <w:r>
-        <w:t xml:space="preserve">- Why is a handshake and a name worth practicing when it takes four seconds?</w:t>
-      </w:r>
-      <w:r>
-        <w:t xml:space="preserve"> </w:t>
-      </w:r>
-      <w:r>
-        <w:t xml:space="preserve">- What is one question you got asked today that you want a better answer for? What would the better answer be?</w:t>
-      </w:r>
-      <w:r>
-        <w:t xml:space="preserve"> </w:t>
-      </w:r>
-      <w:r>
-        <w:t xml:space="preserve">- Somebody asked you a question and you did not know. What did you do with your face and your voice? What would you do next time?</w:t>
+    </w:p>
+    <w:p>
+      <w:pPr>
+        <w:numPr>
+          <w:ilvl w:val="0"/>
+          <w:numId w:val="1005"/>
+        </w:numPr>
+        <w:pStyle w:val="Compact"/>
+      </w:pPr>
+      <w:r>
+        <w:t xml:space="preserve">You just watched two people answer the same question. What made one answer land harder?</w:t>
+      </w:r>
+    </w:p>
+    <w:p>
+      <w:pPr>
+        <w:numPr>
+          <w:ilvl w:val="0"/>
+          <w:numId w:val="1005"/>
+        </w:numPr>
+        <w:pStyle w:val="Compact"/>
+      </w:pPr>
+      <w:r>
+        <w:t xml:space="preserve">Your peer scored you higher on composure than you scored yourself yesterday. Who is right? How would you find out?</w:t>
+      </w:r>
+    </w:p>
+    <w:p>
+      <w:pPr>
+        <w:numPr>
+          <w:ilvl w:val="0"/>
+          <w:numId w:val="1005"/>
+        </w:numPr>
+        <w:pStyle w:val="Compact"/>
+      </w:pPr>
+      <w:r>
+        <w:t xml:space="preserve">Why is a handshake and a name worth practicing when it takes four seconds?</w:t>
+      </w:r>
+    </w:p>
+    <w:p>
+      <w:pPr>
+        <w:numPr>
+          <w:ilvl w:val="0"/>
+          <w:numId w:val="1005"/>
+        </w:numPr>
+        <w:pStyle w:val="Compact"/>
+      </w:pPr>
+      <w:r>
+        <w:t xml:space="preserve">What is one question you got asked today that you want a better answer for? What would the better answer be?</w:t>
+      </w:r>
+    </w:p>
+    <w:p>
+      <w:pPr>
+        <w:numPr>
+          <w:ilvl w:val="0"/>
+          <w:numId w:val="1005"/>
+        </w:numPr>
+        <w:pStyle w:val="Compact"/>
+      </w:pPr>
+      <w:r>
+        <w:t xml:space="preserve">Somebody asked you a question and you did not know. What did you do with your face and your voice? What would you do next time?</w:t>
       </w:r>
     </w:p>
     <w:p>
@@ -1171,7 +1243,7 @@
       <w:pPr>
         <w:numPr>
           <w:ilvl w:val="0"/>
-          <w:numId w:val="1003"/>
+          <w:numId w:val="1006"/>
         </w:numPr>
         <w:pStyle w:val="Compact"/>
       </w:pPr>
@@ -1271,7 +1343,7 @@
       <w:pPr>
         <w:numPr>
           <w:ilvl w:val="0"/>
-          <w:numId w:val="1003"/>
+          <w:numId w:val="1006"/>
         </w:numPr>
         <w:pStyle w:val="Compact"/>
       </w:pPr>
@@ -1283,7 +1355,7 @@
       <w:pPr>
         <w:numPr>
           <w:ilvl w:val="0"/>
-          <w:numId w:val="1003"/>
+          <w:numId w:val="1006"/>
         </w:numPr>
         <w:pStyle w:val="Compact"/>
       </w:pPr>
@@ -1295,7 +1367,7 @@
       <w:pPr>
         <w:numPr>
           <w:ilvl w:val="0"/>
-          <w:numId w:val="1003"/>
+          <w:numId w:val="1006"/>
         </w:numPr>
         <w:pStyle w:val="Compact"/>
       </w:pPr>
@@ -1319,7 +1391,7 @@
       <w:pPr>
         <w:numPr>
           <w:ilvl w:val="0"/>
-          <w:numId w:val="1003"/>
+          <w:numId w:val="1006"/>
         </w:numPr>
         <w:pStyle w:val="Compact"/>
       </w:pPr>
@@ -1331,7 +1403,7 @@
       <w:pPr>
         <w:numPr>
           <w:ilvl w:val="0"/>
-          <w:numId w:val="1003"/>
+          <w:numId w:val="1006"/>
         </w:numPr>
         <w:pStyle w:val="Compact"/>
       </w:pPr>
@@ -1697,7 +1769,7 @@
       <w:pPr>
         <w:numPr>
           <w:ilvl w:val="0"/>
-          <w:numId w:val="1004"/>
+          <w:numId w:val="1007"/>
         </w:numPr>
         <w:pStyle w:val="Compact"/>
       </w:pPr>
@@ -1709,7 +1781,7 @@
       <w:pPr>
         <w:numPr>
           <w:ilvl w:val="0"/>
-          <w:numId w:val="1004"/>
+          <w:numId w:val="1007"/>
         </w:numPr>
         <w:pStyle w:val="Compact"/>
       </w:pPr>
@@ -1721,7 +1793,7 @@
       <w:pPr>
         <w:numPr>
           <w:ilvl w:val="0"/>
-          <w:numId w:val="1004"/>
+          <w:numId w:val="1007"/>
         </w:numPr>
         <w:pStyle w:val="Compact"/>
       </w:pPr>
@@ -1754,7 +1826,7 @@
       <w:pPr>
         <w:numPr>
           <w:ilvl w:val="0"/>
-          <w:numId w:val="1004"/>
+          <w:numId w:val="1007"/>
         </w:numPr>
         <w:pStyle w:val="Compact"/>
       </w:pPr>
@@ -1766,7 +1838,7 @@
       <w:pPr>
         <w:numPr>
           <w:ilvl w:val="0"/>
-          <w:numId w:val="1004"/>
+          <w:numId w:val="1007"/>
         </w:numPr>
         <w:pStyle w:val="Compact"/>
       </w:pPr>
@@ -1778,7 +1850,7 @@
       <w:pPr>
         <w:numPr>
           <w:ilvl w:val="0"/>
-          <w:numId w:val="1004"/>
+          <w:numId w:val="1007"/>
         </w:numPr>
         <w:pStyle w:val="Compact"/>
       </w:pPr>
@@ -1836,7 +1908,7 @@
       <w:pPr>
         <w:numPr>
           <w:ilvl w:val="0"/>
-          <w:numId w:val="1005"/>
+          <w:numId w:val="1008"/>
         </w:numPr>
         <w:pStyle w:val="Compact"/>
       </w:pPr>
@@ -1848,7 +1920,7 @@
       <w:pPr>
         <w:numPr>
           <w:ilvl w:val="0"/>
-          <w:numId w:val="1005"/>
+          <w:numId w:val="1008"/>
         </w:numPr>
         <w:pStyle w:val="Compact"/>
       </w:pPr>
@@ -1890,7 +1962,7 @@
       <w:pPr>
         <w:numPr>
           <w:ilvl w:val="0"/>
-          <w:numId w:val="1005"/>
+          <w:numId w:val="1008"/>
         </w:numPr>
         <w:pStyle w:val="Compact"/>
       </w:pPr>
@@ -1902,7 +1974,7 @@
       <w:pPr>
         <w:numPr>
           <w:ilvl w:val="0"/>
-          <w:numId w:val="1005"/>
+          <w:numId w:val="1008"/>
         </w:numPr>
         <w:pStyle w:val="Compact"/>
       </w:pPr>
@@ -1914,7 +1986,7 @@
       <w:pPr>
         <w:numPr>
           <w:ilvl w:val="0"/>
-          <w:numId w:val="1005"/>
+          <w:numId w:val="1008"/>
         </w:numPr>
         <w:pStyle w:val="Compact"/>
       </w:pPr>
@@ -1926,7 +1998,7 @@
       <w:pPr>
         <w:numPr>
           <w:ilvl w:val="0"/>
-          <w:numId w:val="1005"/>
+          <w:numId w:val="1008"/>
         </w:numPr>
         <w:pStyle w:val="Compact"/>
       </w:pPr>
@@ -1938,7 +2010,7 @@
       <w:pPr>
         <w:numPr>
           <w:ilvl w:val="0"/>
-          <w:numId w:val="1005"/>
+          <w:numId w:val="1008"/>
         </w:numPr>
         <w:pStyle w:val="Compact"/>
       </w:pPr>
@@ -1950,7 +2022,7 @@
       <w:pPr>
         <w:numPr>
           <w:ilvl w:val="0"/>
-          <w:numId w:val="1005"/>
+          <w:numId w:val="1008"/>
         </w:numPr>
         <w:pStyle w:val="Compact"/>
       </w:pPr>
@@ -1992,7 +2064,7 @@
       <w:pPr>
         <w:numPr>
           <w:ilvl w:val="0"/>
-          <w:numId w:val="1005"/>
+          <w:numId w:val="1008"/>
         </w:numPr>
         <w:pStyle w:val="Compact"/>
       </w:pPr>
@@ -2007,7 +2079,7 @@
       <w:pPr>
         <w:numPr>
           <w:ilvl w:val="0"/>
-          <w:numId w:val="1005"/>
+          <w:numId w:val="1008"/>
         </w:numPr>
         <w:pStyle w:val="Compact"/>
       </w:pPr>
@@ -2300,6 +2372,118 @@
       </w:pPr>
     </w:lvl>
   </w:abstractNum>
+  <w:abstractNum w:abstractNumId="99411">
+    <w:nsid w:val="71315dca"/>
+    <w:multiLevelType w:val="multilevel"/>
+    <w:lvl w:ilvl="0">
+      <w:start w:val="1"/>
+      <w:numFmt w:val="decimal"/>
+      <w:lvlText w:val="%1."/>
+      <w:lvlJc w:val="left"/>
+      <w:pPr>
+        <w:tabs>
+          <w:tab w:val="num" w:pos="0"/>
+        </w:tabs>
+        <w:ind w:left="480" w:hanging="480"/>
+      </w:pPr>
+    </w:lvl>
+    <w:lvl w:ilvl="1">
+      <w:start w:val="1"/>
+      <w:numFmt w:val="decimal"/>
+      <w:lvlText w:val="%2."/>
+      <w:lvlJc w:val="left"/>
+      <w:pPr>
+        <w:tabs>
+          <w:tab w:val="num" w:pos="720"/>
+        </w:tabs>
+        <w:ind w:left="1200" w:hanging="480"/>
+      </w:pPr>
+    </w:lvl>
+    <w:lvl w:ilvl="2">
+      <w:start w:val="1"/>
+      <w:numFmt w:val="decimal"/>
+      <w:lvlText w:val="%3."/>
+      <w:lvlJc w:val="left"/>
+      <w:pPr>
+        <w:tabs>
+          <w:tab w:val="num" w:pos="1440"/>
+        </w:tabs>
+        <w:ind w:left="1920" w:hanging="480"/>
+      </w:pPr>
+    </w:lvl>
+    <w:lvl w:ilvl="3">
+      <w:start w:val="1"/>
+      <w:numFmt w:val="decimal"/>
+      <w:lvlText w:val="%4."/>
+      <w:lvlJc w:val="left"/>
+      <w:pPr>
+        <w:tabs>
+          <w:tab w:val="num" w:pos="2160"/>
+        </w:tabs>
+        <w:ind w:left="2640" w:hanging="480"/>
+      </w:pPr>
+    </w:lvl>
+    <w:lvl w:ilvl="4">
+      <w:start w:val="1"/>
+      <w:numFmt w:val="decimal"/>
+      <w:lvlText w:val="%5."/>
+      <w:lvlJc w:val="left"/>
+      <w:pPr>
+        <w:tabs>
+          <w:tab w:val="num" w:pos="2880"/>
+        </w:tabs>
+        <w:ind w:left="3360" w:hanging="480"/>
+      </w:pPr>
+    </w:lvl>
+    <w:lvl w:ilvl="5">
+      <w:start w:val="1"/>
+      <w:numFmt w:val="decimal"/>
+      <w:lvlText w:val="%6."/>
+      <w:lvlJc w:val="left"/>
+      <w:pPr>
+        <w:tabs>
+          <w:tab w:val="num" w:pos="3600"/>
+        </w:tabs>
+        <w:ind w:left="4080" w:hanging="480"/>
+      </w:pPr>
+    </w:lvl>
+    <w:lvl w:ilvl="6">
+      <w:start w:val="1"/>
+      <w:numFmt w:val="decimal"/>
+      <w:lvlText w:val="%7."/>
+      <w:lvlJc w:val="left"/>
+      <w:pPr>
+        <w:tabs>
+          <w:tab w:val="num" w:pos="4320"/>
+        </w:tabs>
+        <w:ind w:left="4800" w:hanging="480"/>
+      </w:pPr>
+    </w:lvl>
+    <w:lvl w:ilvl="7">
+      <w:start w:val="1"/>
+      <w:numFmt w:val="decimal"/>
+      <w:lvlText w:val="%8."/>
+      <w:lvlJc w:val="left"/>
+      <w:pPr>
+        <w:tabs>
+          <w:tab w:val="num" w:pos="5040"/>
+        </w:tabs>
+        <w:ind w:left="5520" w:hanging="480"/>
+      </w:pPr>
+    </w:lvl>
+    <w:lvl w:ilvl="8">
+      <w:start w:val="1"/>
+      <w:numFmt w:val="decimal"/>
+      <w:lvlText w:val="%9."/>
+      <w:lvlJc w:val="left"/>
+      <w:pPr>
+        <w:tabs>
+          <w:tab w:val="num" w:pos="5760"/>
+        </w:tabs>
+        <w:ind w:left="6240" w:hanging="480"/>
+      </w:pPr>
+    </w:lvl>
+  </w:abstractNum>
   <w:num w:numId="1000">
     <w:abstractNumId w:val="990"/>
   </w:num>
@@ -2307,7 +2491,34 @@
     <w:abstractNumId w:val="991"/>
   </w:num>
   <w:num w:numId="1002">
-    <w:abstractNumId w:val="991"/>
+    <w:abstractNumId w:val="99411"/>
+    <w:lvlOverride w:ilvl="0">
+      <w:startOverride w:val="1"/>
+    </w:lvlOverride>
+    <w:lvlOverride w:ilvl="1">
+      <w:startOverride w:val="1"/>
+    </w:lvlOverride>
+    <w:lvlOverride w:ilvl="2">
+      <w:startOverride w:val="1"/>
+    </w:lvlOverride>
+    <w:lvlOverride w:ilvl="3">
+      <w:startOverride w:val="1"/>
+    </w:lvlOverride>
+    <w:lvlOverride w:ilvl="4">
+      <w:startOverride w:val="1"/>
+    </w:lvlOverride>
+    <w:lvlOverride w:ilvl="5">
+      <w:startOverride w:val="1"/>
+    </w:lvlOverride>
+    <w:lvlOverride w:ilvl="6">
+      <w:startOverride w:val="1"/>
+    </w:lvlOverride>
+    <w:lvlOverride w:ilvl="7">
+      <w:startOverride w:val="1"/>
+    </w:lvlOverride>
+    <w:lvlOverride w:ilvl="8">
+      <w:startOverride w:val="1"/>
+    </w:lvlOverride>
   </w:num>
   <w:num w:numId="1003">
     <w:abstractNumId w:val="991"/>
@@ -2316,6 +2527,15 @@
     <w:abstractNumId w:val="991"/>
   </w:num>
   <w:num w:numId="1005">
+    <w:abstractNumId w:val="991"/>
+  </w:num>
+  <w:num w:numId="1006">
+    <w:abstractNumId w:val="991"/>
+  </w:num>
+  <w:num w:numId="1007">
+    <w:abstractNumId w:val="991"/>
+  </w:num>
+  <w:num w:numId="1008">
     <w:abstractNumId w:val="991"/>
   </w:num>
 </w:numbering>

--- a/downloads/teacher/04 Units/Unit 07 - Capstone - Launch Career Readiness and FACS Shark Tank/Lesson 07.05 - Mock Interviews With Peer Feedback.docx
+++ b/downloads/teacher/04 Units/Unit 07 - Capstone - Launch Career Readiness and FACS Shark Tank/Lesson 07.05 - Mock Interviews With Peer Feedback.docx
@@ -482,15 +482,6 @@
       </w:pPr>
       <w:r>
         <w:t xml:space="preserve">One tie, one collared shirt on a hanger, or any one professional item hung at the front.</w:t>
-      </w:r>
-      <w:r>
-        <w:t xml:space="preserve"> </w:t>
-      </w:r>
-      <w:r>
-        <w:rPr>
-          <w:rStyle w:val="TeacherNote"/>
-        </w:rPr>
-        <w:t xml:space="preserve">[Sal: optional. Some classes take the handshake and the greeting more seriously when there is one physical marker in the room that says this is different from a normal period.]</w:t>
       </w:r>
     </w:p>
     <w:p>
@@ -1812,15 +1803,6 @@
       <w:r>
         <w:t xml:space="preserve">.</w:t>
       </w:r>
-      <w:r>
-        <w:t xml:space="preserve"> </w:t>
-      </w:r>
-      <w:r>
-        <w:rPr>
-          <w:rStyle w:val="TeacherNote"/>
-        </w:rPr>
-        <w:t xml:space="preserve">[Sal: confirm against the NYSED PDFs.]</w:t>
-      </w:r>
     </w:p>
     <w:p>
       <w:pPr>
@@ -1843,7 +1825,7 @@
         <w:pStyle w:val="Compact"/>
       </w:pPr>
       <w:r>
-        <w:t xml:space="preserve">Sal’s own materials: the STAR interview lesson and its peer feedback step (FNES 538, April 2026), and the ACT FAST drill’s four observed traits, which are the four trait rows on the feedback sheet.</w:t>
+        <w:t xml:space="preserve">My own materials: my STAR interview lesson and its peer feedback step, and the ACT FAST drill’s four observed traits, which are the four trait rows on the feedback sheet.</w:t>
       </w:r>
     </w:p>
     <w:p>
@@ -2003,7 +1985,7 @@
         <w:pStyle w:val="Compact"/>
       </w:pPr>
       <w:r>
-        <w:t xml:space="preserve">Tell students before Round 1 exactly what is being scored. Criterion 2 has four levels and they are on the rubric in their hands. Nothing about the scoring should be a surprise while they are sitting in the chair.</w:t>
+        <w:t xml:space="preserve">Tell students before Round 1 exactly what is being scored. Criterion 2 has four levels and students read them on the rubric at the start of Step 4. Nothing about the scoring should be a surprise while they are sitting in the chair.</w:t>
       </w:r>
     </w:p>
     <w:p>
@@ -2058,21 +2040,6 @@
       </w:r>
       <w:r>
         <w:t xml:space="preserve">”</w:t>
-      </w:r>
-    </w:p>
-    <w:p>
-      <w:pPr>
-        <w:numPr>
-          <w:ilvl w:val="0"/>
-          <w:numId w:val="1008"/>
-        </w:numPr>
-        <w:pStyle w:val="Compact"/>
-      </w:pPr>
-      <w:r>
-        <w:rPr>
-          <w:rStyle w:val="TeacherNote"/>
-        </w:rPr>
-        <w:t xml:space="preserve">[Sal: keep a private list of the students who did the hallway version. In Lesson 7.11 they will need the written-pitch accommodation too, and it is easier to offer it before they ask.]</w:t>
       </w:r>
     </w:p>
     <w:p>
